--- a/User Stories.docx
+++ b/User Stories.docx
@@ -90,6 +90,18 @@
       </w:r>
       <w:r>
         <w:t>As an event manager, I need a way to plan, organise and manage events efficiently, including scheduling, communication and tracking attendance.</w:t>
+      </w:r>
+    </w:p>
+    <w:p/>
+    <w:p>
+      <w:r>
+        <w:t>Joe Bloggs || As a club chair, I need a way to communicate with potential new members and organise their memberships.</w:t>
+      </w:r>
+    </w:p>
+    <w:p/>
+    <w:p>
+      <w:r>
+        <w:t xml:space="preserve">Daivd Keegan || As a leaving cert student I want to see what the college has to offer me for activities to do after hours. </w:t>
       </w:r>
     </w:p>
     <w:p/>
